--- a/docs/docx/technical_documentation/01_TECHNICAL_REQUIREMENTS.docx
+++ b/docs/docx/technical_documentation/01_TECHNICAL_REQUIREMENTS.docx
@@ -58,7 +58,7 @@
         <w:t xml:space="preserve"> </w:t>
       </w:r>
       <w:r>
-        <w:t xml:space="preserve">3.10.523</w:t>
+        <w:t xml:space="preserve">3.10.696</w:t>
       </w:r>
       <w:r>
         <w:br/>
@@ -3335,7 +3335,7 @@
           <w:b/>
           <w:bCs/>
         </w:rPr>
-        <w:t xml:space="preserve">3.10.523</w:t>
+        <w:t xml:space="preserve">3.10.696</w:t>
       </w:r>
       <w:r>
         <w:t xml:space="preserve"> </w:t>
